--- a/a7/build/out/u6/A7 6.05 Distance on the Coordinate Plane - Additional Question Bank.docx
+++ b/a7/build/out/u6/A7 6.05 Distance on the Coordinate Plane - Additional Question Bank.docx
@@ -247,7 +247,7 @@
             <w:r>
               <w:drawing>
                 <wp:inline xmlns:a="http://schemas.openxmlformats.org/drawingml/2006/main" xmlns:pic="http://schemas.openxmlformats.org/drawingml/2006/picture">
-                  <wp:extent cx="600456" cy="146304"/>
+                  <wp:extent cx="551688" cy="146304"/>
                   <wp:docPr id="1" name="Picture 1"/>
                   <wp:cNvGraphicFramePr>
                     <a:graphicFrameLocks noChangeAspect="1"/>
@@ -256,7 +256,7 @@
                     <a:graphicData uri="http://schemas.openxmlformats.org/drawingml/2006/picture">
                       <pic:pic>
                         <pic:nvPicPr>
-                          <pic:cNvPr id="0" name="11c428087c7e91d9.png"/>
+                          <pic:cNvPr id="0" name="1c546a462940b3c2.png"/>
                           <pic:cNvPicPr/>
                         </pic:nvPicPr>
                         <pic:blipFill>
@@ -268,7 +268,7 @@
                         <pic:spPr>
                           <a:xfrm>
                             <a:off x="0" y="0"/>
-                            <a:ext cx="600456" cy="146304"/>
+                            <a:ext cx="551688" cy="146304"/>
                           </a:xfrm>
                           <a:prstGeom prst="rect"/>
                         </pic:spPr>
@@ -290,7 +290,7 @@
             <w:r>
               <w:drawing>
                 <wp:inline xmlns:a="http://schemas.openxmlformats.org/drawingml/2006/main" xmlns:pic="http://schemas.openxmlformats.org/drawingml/2006/picture">
-                  <wp:extent cx="487680" cy="143256"/>
+                  <wp:extent cx="438912" cy="143256"/>
                   <wp:docPr id="2" name="Picture 2"/>
                   <wp:cNvGraphicFramePr>
                     <a:graphicFrameLocks noChangeAspect="1"/>
@@ -299,7 +299,7 @@
                     <a:graphicData uri="http://schemas.openxmlformats.org/drawingml/2006/picture">
                       <pic:pic>
                         <pic:nvPicPr>
-                          <pic:cNvPr id="0" name="0300467ae874f1dd.png"/>
+                          <pic:cNvPr id="0" name="85fd7e6a1b96734f.png"/>
                           <pic:cNvPicPr/>
                         </pic:nvPicPr>
                         <pic:blipFill>
@@ -311,7 +311,7 @@
                         <pic:spPr>
                           <a:xfrm>
                             <a:off x="0" y="0"/>
-                            <a:ext cx="487680" cy="143256"/>
+                            <a:ext cx="438912" cy="143256"/>
                           </a:xfrm>
                           <a:prstGeom prst="rect"/>
                         </pic:spPr>
@@ -430,7 +430,7 @@
             <w:r>
               <w:drawing>
                 <wp:inline xmlns:a="http://schemas.openxmlformats.org/drawingml/2006/main" xmlns:pic="http://schemas.openxmlformats.org/drawingml/2006/picture">
-                  <wp:extent cx="600456" cy="146304"/>
+                  <wp:extent cx="551688" cy="146304"/>
                   <wp:docPr id="4" name="Picture 4"/>
                   <wp:cNvGraphicFramePr>
                     <a:graphicFrameLocks noChangeAspect="1"/>
@@ -439,7 +439,7 @@
                     <a:graphicData uri="http://schemas.openxmlformats.org/drawingml/2006/picture">
                       <pic:pic>
                         <pic:nvPicPr>
-                          <pic:cNvPr id="0" name="c3df1a6fc5ac7efa.png"/>
+                          <pic:cNvPr id="0" name="b0a1d48525e4cd87.png"/>
                           <pic:cNvPicPr/>
                         </pic:nvPicPr>
                         <pic:blipFill>
@@ -451,7 +451,7 @@
                         <pic:spPr>
                           <a:xfrm>
                             <a:off x="0" y="0"/>
-                            <a:ext cx="600456" cy="146304"/>
+                            <a:ext cx="551688" cy="146304"/>
                           </a:xfrm>
                           <a:prstGeom prst="rect"/>
                         </pic:spPr>
@@ -667,7 +667,7 @@
             <w:r>
               <w:drawing>
                 <wp:inline xmlns:a="http://schemas.openxmlformats.org/drawingml/2006/main" xmlns:pic="http://schemas.openxmlformats.org/drawingml/2006/picture">
-                  <wp:extent cx="600456" cy="146304"/>
+                  <wp:extent cx="551688" cy="146304"/>
                   <wp:docPr id="7" name="Picture 7"/>
                   <wp:cNvGraphicFramePr>
                     <a:graphicFrameLocks noChangeAspect="1"/>
@@ -676,7 +676,7 @@
                     <a:graphicData uri="http://schemas.openxmlformats.org/drawingml/2006/picture">
                       <pic:pic>
                         <pic:nvPicPr>
-                          <pic:cNvPr id="0" name="7530537c78984038.png"/>
+                          <pic:cNvPr id="0" name="d8d2869a13cdf09c.png"/>
                           <pic:cNvPicPr/>
                         </pic:nvPicPr>
                         <pic:blipFill>
@@ -688,7 +688,7 @@
                         <pic:spPr>
                           <a:xfrm>
                             <a:off x="0" y="0"/>
-                            <a:ext cx="600456" cy="146304"/>
+                            <a:ext cx="551688" cy="146304"/>
                           </a:xfrm>
                           <a:prstGeom prst="rect"/>
                         </pic:spPr>
@@ -850,7 +850,7 @@
             <w:r>
               <w:drawing>
                 <wp:inline xmlns:a="http://schemas.openxmlformats.org/drawingml/2006/main" xmlns:pic="http://schemas.openxmlformats.org/drawingml/2006/picture">
-                  <wp:extent cx="487680" cy="143256"/>
+                  <wp:extent cx="438912" cy="143256"/>
                   <wp:docPr id="10" name="Picture 10"/>
                   <wp:cNvGraphicFramePr>
                     <a:graphicFrameLocks noChangeAspect="1"/>
@@ -859,7 +859,7 @@
                     <a:graphicData uri="http://schemas.openxmlformats.org/drawingml/2006/picture">
                       <pic:pic>
                         <pic:nvPicPr>
-                          <pic:cNvPr id="0" name="0300467ae874f1dd.png"/>
+                          <pic:cNvPr id="0" name="85fd7e6a1b96734f.png"/>
                           <pic:cNvPicPr/>
                         </pic:nvPicPr>
                         <pic:blipFill>
@@ -871,7 +871,7 @@
                         <pic:spPr>
                           <a:xfrm>
                             <a:off x="0" y="0"/>
-                            <a:ext cx="487680" cy="143256"/>
+                            <a:ext cx="438912" cy="143256"/>
                           </a:xfrm>
                           <a:prstGeom prst="rect"/>
                         </pic:spPr>
@@ -990,7 +990,7 @@
             <w:r>
               <w:drawing>
                 <wp:inline xmlns:a="http://schemas.openxmlformats.org/drawingml/2006/main" xmlns:pic="http://schemas.openxmlformats.org/drawingml/2006/picture">
-                  <wp:extent cx="487680" cy="143256"/>
+                  <wp:extent cx="438912" cy="143256"/>
                   <wp:docPr id="12" name="Picture 12"/>
                   <wp:cNvGraphicFramePr>
                     <a:graphicFrameLocks noChangeAspect="1"/>
@@ -999,7 +999,7 @@
                     <a:graphicData uri="http://schemas.openxmlformats.org/drawingml/2006/picture">
                       <pic:pic>
                         <pic:nvPicPr>
-                          <pic:cNvPr id="0" name="49f85d28f6782d38.png"/>
+                          <pic:cNvPr id="0" name="fb430b86f1b6fb03.png"/>
                           <pic:cNvPicPr/>
                         </pic:nvPicPr>
                         <pic:blipFill>
@@ -1011,7 +1011,7 @@
                         <pic:spPr>
                           <a:xfrm>
                             <a:off x="0" y="0"/>
-                            <a:ext cx="487680" cy="143256"/>
+                            <a:ext cx="438912" cy="143256"/>
                           </a:xfrm>
                           <a:prstGeom prst="rect"/>
                         </pic:spPr>
@@ -1130,7 +1130,7 @@
             <w:r>
               <w:drawing>
                 <wp:inline xmlns:a="http://schemas.openxmlformats.org/drawingml/2006/main" xmlns:pic="http://schemas.openxmlformats.org/drawingml/2006/picture">
-                  <wp:extent cx="487680" cy="146304"/>
+                  <wp:extent cx="438912" cy="146304"/>
                   <wp:docPr id="14" name="Picture 14"/>
                   <wp:cNvGraphicFramePr>
                     <a:graphicFrameLocks noChangeAspect="1"/>
@@ -1139,7 +1139,7 @@
                     <a:graphicData uri="http://schemas.openxmlformats.org/drawingml/2006/picture">
                       <pic:pic>
                         <pic:nvPicPr>
-                          <pic:cNvPr id="0" name="06f5b80cfa45d7fb.png"/>
+                          <pic:cNvPr id="0" name="09220e97bda466bc.png"/>
                           <pic:cNvPicPr/>
                         </pic:nvPicPr>
                         <pic:blipFill>
@@ -1151,7 +1151,7 @@
                         <pic:spPr>
                           <a:xfrm>
                             <a:off x="0" y="0"/>
-                            <a:ext cx="487680" cy="146304"/>
+                            <a:ext cx="438912" cy="146304"/>
                           </a:xfrm>
                           <a:prstGeom prst="rect"/>
                         </pic:spPr>
@@ -1294,7 +1294,7 @@
             <w:r>
               <w:drawing>
                 <wp:inline xmlns:a="http://schemas.openxmlformats.org/drawingml/2006/main" xmlns:pic="http://schemas.openxmlformats.org/drawingml/2006/picture">
-                  <wp:extent cx="600456" cy="143256"/>
+                  <wp:extent cx="551688" cy="143256"/>
                   <wp:docPr id="16" name="Picture 16"/>
                   <wp:cNvGraphicFramePr>
                     <a:graphicFrameLocks noChangeAspect="1"/>
@@ -1303,7 +1303,7 @@
                     <a:graphicData uri="http://schemas.openxmlformats.org/drawingml/2006/picture">
                       <pic:pic>
                         <pic:nvPicPr>
-                          <pic:cNvPr id="0" name="02c92822a4500f56.png"/>
+                          <pic:cNvPr id="0" name="444cca6e1514f4ea.png"/>
                           <pic:cNvPicPr/>
                         </pic:nvPicPr>
                         <pic:blipFill>
@@ -1315,7 +1315,7 @@
                         <pic:spPr>
                           <a:xfrm>
                             <a:off x="0" y="0"/>
-                            <a:ext cx="600456" cy="143256"/>
+                            <a:ext cx="551688" cy="143256"/>
                           </a:xfrm>
                           <a:prstGeom prst="rect"/>
                         </pic:spPr>
@@ -1552,7 +1552,7 @@
             <w:r>
               <w:drawing>
                 <wp:inline xmlns:a="http://schemas.openxmlformats.org/drawingml/2006/main" xmlns:pic="http://schemas.openxmlformats.org/drawingml/2006/picture">
-                  <wp:extent cx="487680" cy="143256"/>
+                  <wp:extent cx="438912" cy="143256"/>
                   <wp:docPr id="18" name="Picture 18"/>
                   <wp:cNvGraphicFramePr>
                     <a:graphicFrameLocks noChangeAspect="1"/>
@@ -1561,7 +1561,7 @@
                     <a:graphicData uri="http://schemas.openxmlformats.org/drawingml/2006/picture">
                       <pic:pic>
                         <pic:nvPicPr>
-                          <pic:cNvPr id="0" name="139f2b370e504f42.png"/>
+                          <pic:cNvPr id="0" name="15bb71a309aa14d9.png"/>
                           <pic:cNvPicPr/>
                         </pic:nvPicPr>
                         <pic:blipFill>
@@ -1573,7 +1573,7 @@
                         <pic:spPr>
                           <a:xfrm>
                             <a:off x="0" y="0"/>
-                            <a:ext cx="487680" cy="143256"/>
+                            <a:ext cx="438912" cy="143256"/>
                           </a:xfrm>
                           <a:prstGeom prst="rect"/>
                         </pic:spPr>
